--- a/CA1_2026129.docx
+++ b/CA1_2026129.docx
@@ -655,6 +655,162 @@
     <w:p>
       <w:pPr>
         <w:pStyle w:val="BodyText"/>
+        <w:rPr>
+          <w:lang w:val="en-IE"/>
+        </w:rPr>
+      </w:pPr>
+      <w:r>
+        <w:rPr>
+          <w:lang w:val="en-IE"/>
+        </w:rPr>
+        <w:t xml:space="preserve">Neural networks are data-hungry, and the data that feeds them increasingly lives in data lakes: large collections of files on open formats held on cheap storage. A common response is to export data from the lake to a separate training environment, which adds copies, delays and governance risk. </w:t>
+      </w:r>
+      <w:proofErr w:type="spellStart"/>
+      <w:r>
+        <w:rPr>
+          <w:highlight w:val="yellow"/>
+          <w:lang w:val="en-IE"/>
+        </w:rPr>
+        <w:t>Armbrust</w:t>
+      </w:r>
+      <w:proofErr w:type="spellEnd"/>
+      <w:r>
+        <w:rPr>
+          <w:lang w:val="en-IE"/>
+        </w:rPr>
+        <w:t xml:space="preserve"> et al. (2021) </w:t>
+      </w:r>
+      <w:r>
+        <w:rPr>
+          <w:lang w:val="en-GB"/>
+        </w:rPr>
+        <w:t>argue</w:t>
+      </w:r>
+      <w:r>
+        <w:rPr>
+          <w:lang w:val="en-IE"/>
+        </w:rPr>
+        <w:t xml:space="preserve"> that </w:t>
+      </w:r>
+      <w:proofErr w:type="spellStart"/>
+      <w:r>
+        <w:rPr>
+          <w:lang w:val="en-IE"/>
+        </w:rPr>
+        <w:t>lakehouse</w:t>
+      </w:r>
+      <w:proofErr w:type="spellEnd"/>
+      <w:r>
+        <w:rPr>
+          <w:lang w:val="en-IE"/>
+        </w:rPr>
+        <w:t xml:space="preserve">, which puts warehouse-style management on open formats such as Parquet, exists partly because machine-learning code needs direct access to large data rather than access through SQL interfaces. </w:t>
+      </w:r>
+      <w:r>
+        <w:rPr>
+          <w:lang w:val="en-IE"/>
+        </w:rPr>
+        <w:t>Apache Spark is the most widely used engine for that kind of access, and it ships with a neural-network classifier, so it is natural to ask what it really costs and delivers to train a neural network where the data already sits.</w:t>
+      </w:r>
+    </w:p>
+    <w:p>
+      <w:pPr>
+        <w:pStyle w:val="BodyText"/>
+        <w:rPr>
+          <w:lang w:val="en-IE"/>
+        </w:rPr>
+      </w:pPr>
+      <w:r>
+        <w:rPr>
+          <w:lang w:val="en-IE"/>
+        </w:rPr>
+        <w:t xml:space="preserve">The published literature describes systems </w:t>
+      </w:r>
+      <w:r>
+        <w:rPr>
+          <w:highlight w:val="yellow"/>
+          <w:lang w:val="en-IE"/>
+        </w:rPr>
+        <w:t xml:space="preserve">(Dai et al., 2019; </w:t>
+      </w:r>
+      <w:proofErr w:type="spellStart"/>
+      <w:r>
+        <w:rPr>
+          <w:highlight w:val="yellow"/>
+          <w:lang w:val="en-IE"/>
+        </w:rPr>
+        <w:t>Sergeev</w:t>
+      </w:r>
+      <w:proofErr w:type="spellEnd"/>
+      <w:r>
+        <w:rPr>
+          <w:highlight w:val="yellow"/>
+          <w:lang w:val="en-IE"/>
+        </w:rPr>
+        <w:t xml:space="preserve"> and Del </w:t>
+      </w:r>
+      <w:proofErr w:type="spellStart"/>
+      <w:r>
+        <w:rPr>
+          <w:highlight w:val="yellow"/>
+          <w:lang w:val="en-IE"/>
+        </w:rPr>
+        <w:t>Balso</w:t>
+      </w:r>
+      <w:proofErr w:type="spellEnd"/>
+      <w:r>
+        <w:rPr>
+          <w:highlight w:val="yellow"/>
+          <w:lang w:val="en-IE"/>
+        </w:rPr>
+        <w:t>, 2018</w:t>
+      </w:r>
+      <w:r>
+        <w:rPr>
+          <w:lang w:val="en-IE"/>
+        </w:rPr>
+        <w:t>) and measures configuration effects (</w:t>
+      </w:r>
+      <w:proofErr w:type="spellStart"/>
+      <w:r>
+        <w:rPr>
+          <w:highlight w:val="yellow"/>
+          <w:lang w:val="en-IE"/>
+        </w:rPr>
+        <w:t>Djebrouni</w:t>
+      </w:r>
+      <w:proofErr w:type="spellEnd"/>
+      <w:r>
+        <w:rPr>
+          <w:highlight w:val="yellow"/>
+          <w:lang w:val="en-IE"/>
+        </w:rPr>
+        <w:t xml:space="preserve"> et al., 2023</w:t>
+      </w:r>
+      <w:r>
+        <w:rPr>
+          <w:lang w:val="en-IE"/>
+        </w:rPr>
+        <w:t>), but it seldom documents the sequence of design decisions that a practitioner faces. Which matters more for accuracy: the storage format, the way attributes are prepared, or the size of network? Which of these choices is expensive to change? Answers to the questions are needed to justify architecture choices to stakeholders, which is the purpose of critical evaluation.</w:t>
+      </w:r>
+    </w:p>
+    <w:p>
+      <w:pPr>
+        <w:pStyle w:val="BodyText"/>
+        <w:rPr>
+          <w:lang w:val="en-IE"/>
+        </w:rPr>
+      </w:pPr>
+      <w:r>
+        <w:rPr>
+          <w:lang w:val="en-IE"/>
+        </w:rPr>
+        <w:t xml:space="preserve">  </w:t>
+      </w:r>
+    </w:p>
+    <w:p>
+      <w:pPr>
+        <w:pStyle w:val="BodyText"/>
       </w:pPr>
       <w:r>
         <w:t xml:space="preserve">This template, </w:t>
@@ -809,13 +965,7 @@
         <w:rPr>
           <w:lang w:val="en-US"/>
         </w:rPr>
-        <w:t xml:space="preserve">Complete all content and </w:t>
-      </w:r>
-      <w:r>
-        <w:rPr>
-          <w:lang w:val="en-US"/>
-        </w:rPr>
-        <w:t>organizational editing before formatting. Please note sections A-D below for more information on proofreading, spelling and grammar.</w:t>
+        <w:t>Complete all content and organizational editing before formatting. Please note sections A-D below for more information on proofreading, spelling and grammar.</w:t>
       </w:r>
     </w:p>
     <w:p>
@@ -896,6 +1046,7 @@
         <w:pStyle w:val="bulletlist"/>
       </w:pPr>
       <w:r>
+        <w:lastRenderedPageBreak/>
         <w:t>Do not mix complete spellings and abbreviations of units: “Wb/m2” or “</w:t>
       </w:r>
       <w:proofErr w:type="spellStart"/>
@@ -999,11 +1150,7 @@
         </w:rPr>
       </w:pPr>
       <w:r>
-        <w:t xml:space="preserve">Number equations consecutively. Equation numbers, within parentheses, are to position flush right, as in (1), using a right tab stop. To make your equations more compact, you may use the solidus ( / ), the exp function, or appropriate exponents. Italicize Roman symbols for quantities and </w:t>
-      </w:r>
-      <w:r>
-        <w:lastRenderedPageBreak/>
-        <w:t>variables, but not Greek symbols. Use a long dash rather than a hyphen for a minus sign. Punctuate equations with commas or periods when they are part of a sentence, as in</w:t>
+        <w:t>Number equations consecutively. Equation numbers, within parentheses, are to position flush right, as in (1), using a right tab stop. To make your equations more compact, you may use the solidus ( / ), the exp function, or appropriate exponents. Italicize Roman symbols for quantities and variables, but not Greek symbols. Use a long dash rather than a hyphen for a minus sign. Punctuate equations with commas or periods when they are part of a sentence, as in</w:t>
       </w:r>
       <w:r>
         <w:rPr>
@@ -1163,7 +1310,10 @@
         <w:pStyle w:val="bulletlist"/>
       </w:pPr>
       <w:r>
-        <w:t>Be aware of the different meanings of the homophones “affect” and “effect”, “complement” and “compliment”, “discreet” and “discrete”, “principal” and “principle”.</w:t>
+        <w:t xml:space="preserve">Be aware of the different meanings of the homophones “affect” and “effect”, “complement” and </w:t>
+      </w:r>
+      <w:r>
+        <w:t>“compliment”, “discreet” and “discrete”, “principal” and “principle”.</w:t>
       </w:r>
     </w:p>
     <w:p>
@@ -1222,10 +1372,7 @@
         <w:pStyle w:val="BodyText"/>
       </w:pPr>
       <w:r>
-        <w:t xml:space="preserve">After the text edit has been completed, the paper is ready for the template. Duplicate the template file by using the Save As command, and use the naming convention prescribed by your conference for the name of your paper. In this newly created file, highlight all of the contents and import your prepared text file. You are now ready to style your paper; use </w:t>
-      </w:r>
-      <w:r>
-        <w:t>the scroll down window on the left of the MS Word Formatting toolbar.</w:t>
+        <w:t>After the text edit has been completed, the paper is ready for the template. Duplicate the template file by using the Save As command, and use the naming convention prescribed by your conference for the name of your paper. In this newly created file, highlight all of the contents and import your prepared text file. You are now ready to style your paper; use the scroll down window on the left of the MS Word Formatting toolbar.</w:t>
       </w:r>
     </w:p>
     <w:p>
@@ -1478,7 +1625,11 @@
         <w:pStyle w:val="BodyText"/>
       </w:pPr>
       <w:r>
-        <w:t>Text heads organize the topics on a relational, hierarchical basis. For example, the paper title is the primary text head because all subsequent material relates and elaborates on this one topic. If there are two or more sub-topics, the next level head (uppercase Roman numerals) should be used and, conversely, if there are not at least two sub-topics, then no subheads should be introduced. Styles named “Heading 1”, “Heading 2”, “Heading 3”, and “Heading 4” are prescribed.</w:t>
+        <w:t xml:space="preserve">Text heads organize the topics on a relational, hierarchical basis. For example, the paper title is the primary text head </w:t>
+      </w:r>
+      <w:r>
+        <w:lastRenderedPageBreak/>
+        <w:t>because all subsequent material relates and elaborates on this one topic. If there are two or more sub-topics, the next level head (uppercase Roman numerals) should be used and, conversely, if there are not at least two sub-topics, then no subheads should be introduced. Styles named “Heading 1”, “Heading 2”, “Heading 3”, and “Heading 4” are prescribed.</w:t>
       </w:r>
     </w:p>
     <w:p>
@@ -1715,7 +1866,6 @@
         <w:pStyle w:val="tablefootnote"/>
       </w:pPr>
       <w:r>
-        <w:lastRenderedPageBreak/>
         <w:t xml:space="preserve">Sample </w:t>
       </w:r>
       <w:r>
@@ -1900,7 +2050,10 @@
         <w:pStyle w:val="BodyText"/>
       </w:pPr>
       <w:r>
-        <w:t>The template will number citations consecutively within brackets [1]. The sentence punctuation follows the bracket [2]. Refer simply to the reference number, as in [3]—do not use “Ref. [3]” or “reference [3]” except at the beginning of a sentence: “Reference [3] was the first</w:t>
+        <w:t xml:space="preserve">The template will number citations consecutively within brackets [1]. The sentence punctuation follows the bracket [2]. </w:t>
+      </w:r>
+      <w:r>
+        <w:t>Refer simply to the reference number, as in [3]—do not use “Ref. [3]” or “reference [3]” except at the beginning of a sentence: “Reference [3] was the first</w:t>
       </w:r>
       <w:r>
         <w:rPr>
@@ -1949,10 +2102,7 @@
         <w:t xml:space="preserve">’ </w:t>
       </w:r>
       <w:r>
-        <w:t xml:space="preserve">names; do not use “et al.”. Papers that have not been published, even if they have been submitted for publication, </w:t>
-      </w:r>
-      <w:r>
-        <w:t>should be cited as “unpublished” [4]. Papers that have been accepted for publication should be cited as “in press” [5]. Capitalize only the first word in a paper title, except for proper nouns and element symbols.</w:t>
+        <w:t>names; do not use “et al.”. Papers that have not been published, even if they have been submitted for publication, should be cited as “unpublished” [4]. Papers that have been accepted for publication should be cited as “in press” [5]. Capitalize only the first word in a paper title, except for proper nouns and element symbols.</w:t>
       </w:r>
     </w:p>
     <w:p>

--- a/CA1_2026129.docx
+++ b/CA1_2026129.docx
@@ -665,138 +665,235 @@
         </w:rPr>
         <w:t xml:space="preserve">Neural networks are data-hungry, and the data that feeds them increasingly lives in data lakes: large collections of files on open formats held on cheap storage. A common response is to export data from the lake to a separate training environment, which adds copies, delays and governance risk. </w:t>
       </w:r>
+      <w:sdt>
+        <w:sdtPr>
+          <w:rPr>
+            <w:lang w:val="en-IE"/>
+          </w:rPr>
+          <w:id w:val="2038390378"/>
+          <w:citation/>
+        </w:sdtPr>
+        <w:sdtContent>
+          <w:r>
+            <w:rPr>
+              <w:lang w:val="en-IE"/>
+            </w:rPr>
+            <w:fldChar w:fldCharType="begin"/>
+          </w:r>
+          <w:r>
+            <w:rPr>
+              <w:highlight w:val="yellow"/>
+              <w:lang w:val="en-IE"/>
+            </w:rPr>
+            <w:instrText xml:space="preserve"> CITATION Arm21 \l</w:instrText>
+          </w:r>
+          <w:r>
+            <w:rPr>
+              <w:highlight w:val="yellow"/>
+              <w:lang w:val="en-IE"/>
+            </w:rPr>
+            <w:instrText xml:space="preserve"> en-IE </w:instrText>
+          </w:r>
+          <w:r>
+            <w:rPr>
+              <w:lang w:val="en-IE"/>
+            </w:rPr>
+            <w:fldChar w:fldCharType="separate"/>
+          </w:r>
+          <w:r>
+            <w:rPr>
+              <w:noProof/>
+              <w:highlight w:val="yellow"/>
+              <w:lang w:val="en-IE"/>
+            </w:rPr>
+            <w:t>(Armbrust, 2021)</w:t>
+          </w:r>
+          <w:r>
+            <w:rPr>
+              <w:lang w:val="en-IE"/>
+            </w:rPr>
+            <w:fldChar w:fldCharType="end"/>
+          </w:r>
+        </w:sdtContent>
+      </w:sdt>
+      <w:r>
+        <w:rPr>
+          <w:lang w:val="en-IE"/>
+        </w:rPr>
+        <w:t xml:space="preserve">2021) </w:t>
+      </w:r>
+      <w:r>
+        <w:rPr>
+          <w:lang w:val="en-GB"/>
+        </w:rPr>
+        <w:t>argue</w:t>
+      </w:r>
+      <w:r>
+        <w:rPr>
+          <w:lang w:val="en-IE"/>
+        </w:rPr>
+        <w:t xml:space="preserve"> that </w:t>
+      </w:r>
       <w:proofErr w:type="spellStart"/>
+      <w:r>
+        <w:rPr>
+          <w:lang w:val="en-IE"/>
+        </w:rPr>
+        <w:t>lakehouse</w:t>
+      </w:r>
+      <w:proofErr w:type="spellEnd"/>
+      <w:r>
+        <w:rPr>
+          <w:lang w:val="en-IE"/>
+        </w:rPr>
+        <w:t xml:space="preserve">, which puts warehouse-style management on open formats such as Parquet, exists partly because machine-learning code needs direct access to large data rather than access through SQL interfaces. </w:t>
+      </w:r>
+      <w:r>
+        <w:rPr>
+          <w:lang w:val="en-IE"/>
+        </w:rPr>
+        <w:t>Apache Spark is the most widely used engine for that kind of access, and it ships with a neural-network classifier, so it is natural to ask what it really costs and delivers to train a neural network where the data already sits.</w:t>
+      </w:r>
+    </w:p>
+    <w:p>
+      <w:pPr>
+        <w:pStyle w:val="BodyText"/>
+        <w:rPr>
+          <w:lang w:val="en-IE"/>
+        </w:rPr>
+      </w:pPr>
+      <w:r>
+        <w:rPr>
+          <w:lang w:val="en-IE"/>
+        </w:rPr>
+        <w:t xml:space="preserve">The published literature describes systems </w:t>
+      </w:r>
       <w:r>
         <w:rPr>
           <w:highlight w:val="yellow"/>
           <w:lang w:val="en-IE"/>
         </w:rPr>
-        <w:t>Armbrust</w:t>
-      </w:r>
-      <w:proofErr w:type="spellEnd"/>
-      <w:r>
-        <w:rPr>
-          <w:lang w:val="en-IE"/>
-        </w:rPr>
-        <w:t xml:space="preserve"> et al. (2021) </w:t>
-      </w:r>
-      <w:r>
-        <w:rPr>
-          <w:lang w:val="en-GB"/>
-        </w:rPr>
-        <w:t>argue</w:t>
-      </w:r>
-      <w:r>
-        <w:rPr>
-          <w:lang w:val="en-IE"/>
-        </w:rPr>
-        <w:t xml:space="preserve"> that </w:t>
+        <w:t xml:space="preserve">(Dai et al., 2019; </w:t>
       </w:r>
       <w:proofErr w:type="spellStart"/>
-      <w:r>
-        <w:rPr>
-          <w:lang w:val="en-IE"/>
-        </w:rPr>
-        <w:t>lakehouse</w:t>
-      </w:r>
-      <w:proofErr w:type="spellEnd"/>
-      <w:r>
-        <w:rPr>
-          <w:lang w:val="en-IE"/>
-        </w:rPr>
-        <w:t xml:space="preserve">, which puts warehouse-style management on open formats such as Parquet, exists partly because machine-learning code needs direct access to large data rather than access through SQL interfaces. </w:t>
-      </w:r>
-      <w:r>
-        <w:rPr>
-          <w:lang w:val="en-IE"/>
-        </w:rPr>
-        <w:t>Apache Spark is the most widely used engine for that kind of access, and it ships with a neural-network classifier, so it is natural to ask what it really costs and delivers to train a neural network where the data already sits.</w:t>
-      </w:r>
-    </w:p>
-    <w:p>
-      <w:pPr>
-        <w:pStyle w:val="BodyText"/>
-        <w:rPr>
-          <w:lang w:val="en-IE"/>
-        </w:rPr>
-      </w:pPr>
-      <w:r>
-        <w:rPr>
-          <w:lang w:val="en-IE"/>
-        </w:rPr>
-        <w:t xml:space="preserve">The published literature describes systems </w:t>
-      </w:r>
       <w:r>
         <w:rPr>
           <w:highlight w:val="yellow"/>
           <w:lang w:val="en-IE"/>
         </w:rPr>
-        <w:t xml:space="preserve">(Dai et al., 2019; </w:t>
-      </w:r>
-      <w:proofErr w:type="spellStart"/>
+        <w:t>Sergeev</w:t>
+      </w:r>
+      <w:proofErr w:type="spellEnd"/>
       <w:r>
         <w:rPr>
           <w:highlight w:val="yellow"/>
           <w:lang w:val="en-IE"/>
         </w:rPr>
-        <w:t>Sergeev</w:t>
-      </w:r>
-      <w:proofErr w:type="spellEnd"/>
+        <w:t xml:space="preserve"> and Del </w:t>
+      </w:r>
+      <w:proofErr w:type="spellStart"/>
       <w:r>
         <w:rPr>
           <w:highlight w:val="yellow"/>
           <w:lang w:val="en-IE"/>
         </w:rPr>
-        <w:t xml:space="preserve"> and Del </w:t>
-      </w:r>
-      <w:proofErr w:type="spellStart"/>
+        <w:t>Balso</w:t>
+      </w:r>
+      <w:proofErr w:type="spellEnd"/>
       <w:r>
         <w:rPr>
           <w:highlight w:val="yellow"/>
           <w:lang w:val="en-IE"/>
         </w:rPr>
-        <w:t>Balso</w:t>
-      </w:r>
-      <w:proofErr w:type="spellEnd"/>
+        <w:t>, 2018</w:t>
+      </w:r>
+      <w:r>
+        <w:rPr>
+          <w:lang w:val="en-IE"/>
+        </w:rPr>
+        <w:t>) and measures configuration effects (</w:t>
+      </w:r>
+      <w:proofErr w:type="spellStart"/>
       <w:r>
         <w:rPr>
           <w:highlight w:val="yellow"/>
           <w:lang w:val="en-IE"/>
         </w:rPr>
-        <w:t>, 2018</w:t>
-      </w:r>
-      <w:r>
-        <w:rPr>
-          <w:lang w:val="en-IE"/>
-        </w:rPr>
-        <w:t>) and measures configuration effects (</w:t>
-      </w:r>
-      <w:proofErr w:type="spellStart"/>
+        <w:t>Djebrouni</w:t>
+      </w:r>
+      <w:proofErr w:type="spellEnd"/>
       <w:r>
         <w:rPr>
           <w:highlight w:val="yellow"/>
           <w:lang w:val="en-IE"/>
         </w:rPr>
-        <w:t>Djebrouni</w:t>
-      </w:r>
-      <w:proofErr w:type="spellEnd"/>
+        <w:t xml:space="preserve"> et al., 2023</w:t>
+      </w:r>
+      <w:r>
+        <w:rPr>
+          <w:lang w:val="en-IE"/>
+        </w:rPr>
+        <w:t>), but it seldom documents the sequence of design decisions that a practitioner faces. Which matters more for accuracy: the storage format, the way attributes are prepared, or the size of network? Which of these choices is expensive to change? Answers to the questions are needed to justify architecture choices to stakeholders, which is the purpose of critical evaluation.</w:t>
+      </w:r>
+    </w:p>
+    <w:p>
+      <w:pPr>
+        <w:pStyle w:val="BodyText"/>
+        <w:rPr>
+          <w:lang w:val="en-IE"/>
+        </w:rPr>
+      </w:pPr>
+      <w:r>
+        <w:rPr>
+          <w:lang w:val="en-IE"/>
+        </w:rPr>
+        <w:t>Legacy approaches each fall short in a different way. Disk-oriented batch engines such as MapReduce (</w:t>
+      </w:r>
       <w:r>
         <w:rPr>
           <w:highlight w:val="yellow"/>
           <w:lang w:val="en-IE"/>
         </w:rPr>
-        <w:t xml:space="preserve"> et al., 2023</w:t>
+        <w:t>Dean</w:t>
       </w:r>
       <w:r>
         <w:rPr>
           <w:lang w:val="en-IE"/>
         </w:rPr>
-        <w:t>), but it seldom documents the sequence of design decisions that a practitioner faces. Which matters more for accuracy: the storage format, the way attributes are prepared, or the size of network? Which of these choices is expensive to change? Answers to the questions are needed to justify architecture choices to stakeholders, which is the purpose of critical evaluation.</w:t>
+        <w:t xml:space="preserve"> and Ghemawat, 2004) are poorly suited to iterative training. </w:t>
+      </w:r>
+      <w:r>
+        <w:rPr>
+          <w:lang w:val="en-IE"/>
+        </w:rPr>
+        <w:t xml:space="preserve">Row-oriented text format such as CSV force every query to read every column. Data warehouses offer strong management but, as </w:t>
+      </w:r>
+      <w:proofErr w:type="spellStart"/>
+      <w:r>
+        <w:rPr>
+          <w:highlight w:val="yellow"/>
+          <w:lang w:val="en-IE"/>
+        </w:rPr>
+        <w:t>Armsbrust</w:t>
+      </w:r>
+      <w:proofErr w:type="spellEnd"/>
+      <w:r>
+        <w:rPr>
+          <w:lang w:val="en-IE"/>
+        </w:rPr>
+        <w:t xml:space="preserve"> et al.(2021) note, expose data to machine-learning code through interfaces that are inefficient for large scans. </w:t>
+      </w:r>
+      <w:r>
+        <w:rPr>
+          <w:lang w:val="en-IE"/>
+        </w:rPr>
+        <w:t xml:space="preserve">Stand-alone training environments avoid these problems but duplicate data and break lineage. </w:t>
       </w:r>
     </w:p>
     <w:p>
       <w:pPr>
         <w:pStyle w:val="BodyText"/>
+        <w:ind w:firstLine="0pt"/>
         <w:rPr>
           <w:lang w:val="en-IE"/>
         </w:rPr>
@@ -805,54 +902,309 @@
         <w:rPr>
           <w:lang w:val="en-IE"/>
         </w:rPr>
-        <w:t xml:space="preserve">  </w:t>
+        <w:t>Evaluating these limitations against a concrete alternative is the basis for the critical stance taken in this paper.</w:t>
       </w:r>
     </w:p>
     <w:p>
       <w:pPr>
         <w:pStyle w:val="BodyText"/>
-      </w:pPr>
-      <w:r>
-        <w:t xml:space="preserve">This template, </w:t>
-      </w:r>
-      <w:r>
-        <w:t>modified</w:t>
-      </w:r>
-      <w:r>
-        <w:t xml:space="preserve"> in MS Word 200</w:t>
+        <w:ind w:firstLine="0pt"/>
+        <w:rPr>
+          <w:lang w:val="en-IE"/>
+        </w:rPr>
+      </w:pPr>
+      <w:r>
+        <w:rPr>
+          <w:lang w:val="en-IE"/>
+        </w:rPr>
+        <w:tab/>
+      </w:r>
+      <w:r>
+        <w:rPr>
+          <w:b/>
+          <w:bCs/>
+          <w:lang w:val="en-IE"/>
+        </w:rPr>
+        <w:t xml:space="preserve">Objective. </w:t>
+      </w:r>
+      <w:r>
+        <w:rPr>
+          <w:lang w:val="en-IE"/>
+        </w:rPr>
+        <w:t>The objective is to critically evaluate how neural networks can be integrated with Apache Spark and open columnar storage, and to quantify, through a reproducible and fully logged experiment, which design decisions most influence accuracy, cost and scalability.</w:t>
+      </w:r>
+    </w:p>
+    <w:p>
+      <w:pPr>
+        <w:pStyle w:val="BodyText"/>
+        <w:ind w:firstLine="0pt"/>
+        <w:rPr>
+          <w:lang w:val="en-IE"/>
+        </w:rPr>
+      </w:pPr>
+      <w:r>
+        <w:rPr>
+          <w:b/>
+          <w:bCs/>
+          <w:lang w:val="en-IE"/>
+        </w:rPr>
+        <w:t xml:space="preserve">Research question. </w:t>
+      </w:r>
+      <w:r>
+        <w:rPr>
+          <w:lang w:val="en-IE"/>
+        </w:rPr>
+        <w:t>To what extend to storage format, data preparation and network architecture affect the accuracy and computational cost of a neural-network classifier built on Spark over Parquet data, and what do published Spark-based deep-learning systems imply for scaling that design?</w:t>
+      </w:r>
+    </w:p>
+    <w:p>
+      <w:pPr>
+        <w:pStyle w:val="BodyText"/>
+        <w:ind w:firstLine="0pt"/>
+        <w:rPr>
+          <w:lang w:val="en-IE"/>
+        </w:rPr>
+      </w:pPr>
+      <w:r>
+        <w:rPr>
+          <w:lang w:val="en-IE"/>
+        </w:rPr>
+        <w:tab/>
+      </w:r>
+      <w:r>
+        <w:rPr>
+          <w:color w:val="FF0000"/>
+          <w:lang w:val="en-IE"/>
+        </w:rPr>
+        <w:t xml:space="preserve">The contributions are threefold: a structured review of Spark-based deep </w:t>
+      </w:r>
+    </w:p>
+    <w:p>
+      <w:pPr>
+        <w:pStyle w:val="Heading1"/>
+      </w:pPr>
+      <w:r>
+        <w:t>Literature Review and State of the Art</w:t>
+      </w:r>
+      <w:sdt>
+        <w:sdtPr>
+          <w:id w:val="-1613352009"/>
+          <w:citation/>
+        </w:sdtPr>
+        <w:sdtContent>
+          <w:r>
+            <w:fldChar w:fldCharType="begin"/>
+          </w:r>
+          <w:r>
+            <w:rPr>
+              <w:lang w:val="en-IE"/>
+            </w:rPr>
+            <w:instrText xml:space="preserve"> CITATION Arm21 \l</w:instrText>
+          </w:r>
+          <w:r>
+            <w:rPr>
+              <w:lang w:val="en-IE"/>
+            </w:rPr>
+            <w:instrText xml:space="preserve"> en-IE </w:instrText>
+          </w:r>
+          <w:r>
+            <w:fldChar w:fldCharType="separate"/>
+          </w:r>
+          <w:r>
+            <w:rPr>
+              <w:lang w:val="en-IE"/>
+            </w:rPr>
+            <w:t xml:space="preserve"> </w:t>
+          </w:r>
+          <w:r>
+            <w:rPr>
+              <w:lang w:val="en-IE"/>
+            </w:rPr>
+            <w:t>(Armbrust, 2021)</w:t>
+          </w:r>
+          <w:r>
+            <w:fldChar w:fldCharType="end"/>
+          </w:r>
+        </w:sdtContent>
+      </w:sdt>
+      <w:sdt>
+        <w:sdtPr>
+          <w:id w:val="-1424567308"/>
+          <w:citation/>
+        </w:sdtPr>
+        <w:sdtContent>
+          <w:r>
+            <w:fldChar w:fldCharType="begin"/>
+          </w:r>
+          <w:r>
+            <w:rPr>
+              <w:lang w:val="en-IE"/>
+            </w:rPr>
+            <w:instrText xml:space="preserve"> CITATION Arm21 \l</w:instrText>
+          </w:r>
+          <w:r>
+            <w:rPr>
+              <w:lang w:val="en-IE"/>
+            </w:rPr>
+            <w:instrText xml:space="preserve"> en-IE </w:instrText>
+          </w:r>
+          <w:r>
+            <w:fldChar w:fldCharType="separate"/>
+          </w:r>
+          <w:r>
+            <w:rPr>
+              <w:lang w:val="en-IE"/>
+            </w:rPr>
+            <w:t xml:space="preserve"> </w:t>
+          </w:r>
+          <w:r>
+            <w:rPr>
+              <w:lang w:val="en-IE"/>
+            </w:rPr>
+            <w:t>(Armbrust, 2021)</w:t>
+          </w:r>
+          <w:r>
+            <w:fldChar w:fldCharType="end"/>
+          </w:r>
+        </w:sdtContent>
+      </w:sdt>
+    </w:p>
+    <w:p>
+      <w:pPr>
+        <w:pStyle w:val="Heading2"/>
+      </w:pPr>
+      <w:r>
+        <w:t>Spark as the processing substrate</w:t>
+      </w:r>
+    </w:p>
+    <w:p>
+      <w:pPr>
+        <w:pStyle w:val="BodyText"/>
+        <w:rPr>
+          <w:lang w:val="en-IE"/>
+        </w:rPr>
+      </w:pPr>
+      <w:r>
+        <w:rPr>
+          <w:lang w:val="en-IE"/>
+        </w:rPr>
+        <w:t>Early large-scale analytics relied on MapReduce, which writes intermediate results to disk between stages (</w:t>
+      </w:r>
+      <w:r>
+        <w:rPr>
+          <w:highlight w:val="yellow"/>
+          <w:lang w:val="en-IE"/>
+        </w:rPr>
+        <w:t>Dean</w:t>
+      </w:r>
+      <w:r>
+        <w:rPr>
+          <w:lang w:val="en-IE"/>
+        </w:rPr>
+        <w:t xml:space="preserve"> and Ghemawat, 2004). That design is robust but expensive for </w:t>
+      </w:r>
+      <w:r>
+        <w:rPr>
+          <w:lang w:val="en-IE"/>
+        </w:rPr>
+        <w:t>iterative workloads such as neural-network training, where the same data set is scanned hundreds of times. Resilient distributed datasets (RDDs) address this by keeping working sets in memory and recovering lost partitions from their lineage rather than from replicas (</w:t>
+      </w:r>
+      <w:proofErr w:type="spellStart"/>
+      <w:r>
+        <w:rPr>
+          <w:lang w:val="en-IE"/>
+        </w:rPr>
+        <w:t>Zaharia</w:t>
+      </w:r>
+      <w:proofErr w:type="spellEnd"/>
+      <w:r>
+        <w:rPr>
+          <w:lang w:val="en-IE"/>
+        </w:rPr>
+        <w:t xml:space="preserve"> et al., 2012).</w:t>
+      </w:r>
+      <w:r>
+        <w:rPr>
+          <w:lang w:val="en-IE"/>
+        </w:rPr>
+        <w:t xml:space="preserve"> </w:t>
+      </w:r>
+      <w:proofErr w:type="spellStart"/>
+      <w:r>
+        <w:rPr>
+          <w:lang w:val="en-IE"/>
+        </w:rPr>
+        <w:t>Zaharia</w:t>
+      </w:r>
+      <w:proofErr w:type="spellEnd"/>
+      <w:r>
+        <w:rPr>
+          <w:lang w:val="en-IE"/>
+        </w:rPr>
+        <w:t xml:space="preserve"> et al. (2016) later </w:t>
+      </w:r>
+      <w:r>
+        <w:rPr>
+          <w:lang w:val="en-IE"/>
+        </w:rPr>
+        <w:t>described Spark as a unified engine in which batch, SQL, streaming, machine learning and graph processing share one runtime, which is the property that makes it attractive as a host for end-to-end neural-network pipelines.</w:t>
+      </w:r>
+    </w:p>
+    <w:p>
+      <w:pPr>
+        <w:pStyle w:val="BodyText"/>
+      </w:pPr>
+      <w:r>
+        <w:t xml:space="preserve">First, confirm that you have the correct template for your paper size. This template has been tailored for output on the </w:t>
       </w:r>
       <w:r>
         <w:rPr>
           <w:lang w:val="en-US"/>
         </w:rPr>
-        <w:t>7</w:t>
-      </w:r>
-      <w:r>
-        <w:t xml:space="preserve"> and saved as </w:t>
+        <w:t>A4</w:t>
+      </w:r>
+      <w:r>
+        <w:t xml:space="preserve"> paper size. If you are using </w:t>
       </w:r>
       <w:r>
         <w:rPr>
           <w:lang w:val="en-US"/>
         </w:rPr>
-        <w:t xml:space="preserve">a </w:t>
-      </w:r>
-      <w:r>
-        <w:t>“Word 97-200</w:t>
-      </w:r>
-      <w:r>
-        <w:t>3</w:t>
-      </w:r>
-      <w:r>
-        <w:t xml:space="preserve"> </w:t>
+        <w:t>US letter</w:t>
+      </w:r>
+      <w:r>
+        <w:t>-sized paper, please close this</w:t>
+      </w:r>
+      <w:r>
+        <w:t xml:space="preserve"> file and download the </w:t>
       </w:r>
       <w:r>
         <w:rPr>
           <w:lang w:val="en-US"/>
         </w:rPr>
-        <w:t>Document</w:t>
-      </w:r>
-      <w:r>
-        <w:t>” for the PC, provides authors with most of the formatting specifications needed for preparing electronic versions of their papers. All standard paper components have been specified for three reasons: (1) ease of use when formatting individual papers, (2) automatic compliance to electronic requirements that facilitate the concurrent or later production of electronic products, and (3) conformity of style throughout a conference proceedings. Margins, column widths, line spacing, and type styles are built-in; examples of the type styles are provided throughout this document and are identified in italic type, within parentheses, following the example. Some components, such as multi-leveled equations, graphics, and tables are not prescribed, although the various table text styles are provided. The formatter will need to create these components, incorporating the applicable criteria that follow.</w:t>
+        <w:t xml:space="preserve">Microsoft Word, Letter </w:t>
+      </w:r>
+      <w:r>
+        <w:t>file</w:t>
+      </w:r>
+      <w:r>
+        <w:t>.</w:t>
+      </w:r>
+    </w:p>
+    <w:p>
+      <w:pPr>
+        <w:pStyle w:val="Heading2"/>
+      </w:pPr>
+      <w:r>
+        <w:t>Maintaining the Integrity of the Specifications</w:t>
+      </w:r>
+    </w:p>
+    <w:p>
+      <w:pPr>
+        <w:pStyle w:val="BodyText"/>
+      </w:pPr>
+      <w:r>
+        <w:t>The template is used to format your paper and style the text. All margins, column widths, line spaces, and text fonts are prescribed; please do not alter them. You may note peculiarities. For example, the head margin in this template measures proportionately more than is customary. This measurement and others are deliberate, using specifications that anticipate your paper as one part of the entire proceedings, and not as an independent document. Please do not revise any of the current designations.</w:t>
       </w:r>
     </w:p>
     <w:p>
@@ -860,7 +1212,45 @@
         <w:pStyle w:val="Heading1"/>
       </w:pPr>
       <w:r>
-        <w:t>Ease of Use</w:t>
+        <w:t xml:space="preserve">Prepare Your Paper </w:t>
+      </w:r>
+      <w:r>
+        <w:t>Before</w:t>
+      </w:r>
+      <w:r>
+        <w:t xml:space="preserve"> Styling</w:t>
+      </w:r>
+    </w:p>
+    <w:p>
+      <w:pPr>
+        <w:pStyle w:val="BodyText"/>
+        <w:rPr>
+          <w:lang w:val="en-US"/>
+        </w:rPr>
+      </w:pPr>
+      <w:r>
+        <w:t>Before</w:t>
+      </w:r>
+      <w:r>
+        <w:t xml:space="preserve"> you begin to format your paper, first write and save the content as a separate text file. </w:t>
+      </w:r>
+      <w:r>
+        <w:rPr>
+          <w:lang w:val="en-US"/>
+        </w:rPr>
+        <w:t>Complete all content and organizational editing before formatting. Please note sections A-D below for more information on proofreading, spelling and grammar.</w:t>
+      </w:r>
+    </w:p>
+    <w:p>
+      <w:pPr>
+        <w:pStyle w:val="BodyText"/>
+      </w:pPr>
+      <w:r>
+        <w:t xml:space="preserve">Keep your text and graphic files separate until after the text has been formatted and styled. Do not use hard tabs, and limit use of hard returns to only one return at the end of a paragraph. </w:t>
+      </w:r>
+      <w:r>
+        <w:lastRenderedPageBreak/>
+        <w:t>Do not add any kind of pagination anywhere in the paper. Do not number text heads-the template will do that for you.</w:t>
       </w:r>
     </w:p>
     <w:p>
@@ -868,13 +1258,10 @@
         <w:pStyle w:val="Heading2"/>
       </w:pPr>
       <w:r>
-        <w:t xml:space="preserve">Selecting a </w:t>
-      </w:r>
-      <w:r>
-        <w:t>Template</w:t>
-      </w:r>
-      <w:r>
-        <w:t xml:space="preserve"> (Heading 2)</w:t>
+        <w:t>Abbreviations</w:t>
+      </w:r>
+      <w:r>
+        <w:t xml:space="preserve"> and Acronyms</w:t>
       </w:r>
     </w:p>
     <w:p>
@@ -882,40 +1269,15 @@
         <w:pStyle w:val="BodyText"/>
       </w:pPr>
       <w:r>
-        <w:t xml:space="preserve">First, confirm that you have the correct template for your paper size. This template has been tailored for output on the </w:t>
-      </w:r>
-      <w:r>
-        <w:rPr>
-          <w:lang w:val="en-US"/>
-        </w:rPr>
-        <w:t>A4</w:t>
-      </w:r>
-      <w:r>
-        <w:t xml:space="preserve"> paper size. If you are using </w:t>
-      </w:r>
-      <w:r>
-        <w:rPr>
-          <w:lang w:val="en-US"/>
-        </w:rPr>
-        <w:t>US letter</w:t>
-      </w:r>
-      <w:r>
-        <w:t>-sized paper, please close this</w:t>
-      </w:r>
-      <w:r>
-        <w:t xml:space="preserve"> file and download the </w:t>
-      </w:r>
-      <w:r>
-        <w:rPr>
-          <w:lang w:val="en-US"/>
-        </w:rPr>
-        <w:t xml:space="preserve">Microsoft Word, Letter </w:t>
-      </w:r>
-      <w:r>
-        <w:t>file</w:t>
-      </w:r>
-      <w:r>
-        <w:t>.</w:t>
+        <w:t xml:space="preserve">Define abbreviations and acronyms the first time they are used in the text, even after they have been defined in the abstract. Abbreviations such as IEEE, SI, MKS, CGS, </w:t>
+      </w:r>
+      <w:proofErr w:type="spellStart"/>
+      <w:r>
+        <w:t>sc</w:t>
+      </w:r>
+      <w:proofErr w:type="spellEnd"/>
+      <w:r>
+        <w:t>, dc, and rms do not have to be defined. Do not use abbreviations in the title or heads unless they are unavoidable.</w:t>
       </w:r>
     </w:p>
     <w:p>
@@ -923,92 +1285,37 @@
         <w:pStyle w:val="Heading2"/>
       </w:pPr>
       <w:r>
-        <w:t>Maintaining the Integrity of the Specifications</w:t>
-      </w:r>
-    </w:p>
-    <w:p>
-      <w:pPr>
-        <w:pStyle w:val="BodyText"/>
-      </w:pPr>
-      <w:r>
-        <w:t>The template is used to format your paper and style the text. All margins, column widths, line spaces, and text fonts are prescribed; please do not alter them. You may note peculiarities. For example, the head margin in this template measures proportionately more than is customary. This measurement and others are deliberate, using specifications that anticipate your paper as one part of the entire proceedings, and not as an independent document. Please do not revise any of the current designations.</w:t>
-      </w:r>
-    </w:p>
-    <w:p>
-      <w:pPr>
-        <w:pStyle w:val="Heading1"/>
-      </w:pPr>
-      <w:r>
-        <w:t xml:space="preserve">Prepare Your Paper </w:t>
-      </w:r>
-      <w:r>
-        <w:t>Before</w:t>
-      </w:r>
-      <w:r>
-        <w:t xml:space="preserve"> Styling</w:t>
-      </w:r>
-    </w:p>
-    <w:p>
-      <w:pPr>
-        <w:pStyle w:val="BodyText"/>
-        <w:rPr>
-          <w:lang w:val="en-US"/>
-        </w:rPr>
-      </w:pPr>
-      <w:r>
-        <w:t>Before</w:t>
-      </w:r>
-      <w:r>
-        <w:t xml:space="preserve"> you begin to format your paper, first write and save the content as a separate text file. </w:t>
-      </w:r>
-      <w:r>
-        <w:rPr>
-          <w:lang w:val="en-US"/>
-        </w:rPr>
-        <w:t>Complete all content and organizational editing before formatting. Please note sections A-D below for more information on proofreading, spelling and grammar.</w:t>
-      </w:r>
-    </w:p>
-    <w:p>
-      <w:pPr>
-        <w:pStyle w:val="BodyText"/>
-      </w:pPr>
-      <w:r>
-        <w:t>Keep your text and graphic files separate until after the text has been formatted and styled. Do not use hard tabs, and limit use of hard returns to only one return at the end of a paragraph. Do not add any kind of pagination anywhere in the paper. Do not number text heads-the template will do that for you.</w:t>
-      </w:r>
-    </w:p>
-    <w:p>
-      <w:pPr>
-        <w:pStyle w:val="Heading2"/>
-      </w:pPr>
-      <w:r>
-        <w:t>Abbreviations</w:t>
-      </w:r>
-      <w:r>
-        <w:t xml:space="preserve"> and Acronyms</w:t>
-      </w:r>
-    </w:p>
-    <w:p>
-      <w:pPr>
-        <w:pStyle w:val="BodyText"/>
-      </w:pPr>
-      <w:r>
-        <w:t xml:space="preserve">Define abbreviations and acronyms the first time they are used in the text, even after they have been defined in the abstract. Abbreviations such as IEEE, SI, MKS, CGS, </w:t>
+        <w:t>Units</w:t>
+      </w:r>
+    </w:p>
+    <w:p>
+      <w:pPr>
+        <w:pStyle w:val="bulletlist"/>
+      </w:pPr>
+      <w:r>
+        <w:t xml:space="preserve">Use </w:t>
+      </w:r>
+      <w:r>
+        <w:t>either</w:t>
+      </w:r>
+      <w:r>
+        <w:t xml:space="preserve"> SI (MKS) or CGS as primary units. (SI units are encouraged.) English units may be used as secondary units (in parentheses). An exception would be the use of English units as identifiers in trade, such as “3.5-inch disk drive”.</w:t>
+      </w:r>
+    </w:p>
+    <w:p>
+      <w:pPr>
+        <w:pStyle w:val="bulletlist"/>
+      </w:pPr>
+      <w:r>
+        <w:t xml:space="preserve">Avoid combining SI and CGS units, such as current in amperes and magnetic field in </w:t>
       </w:r>
       <w:proofErr w:type="spellStart"/>
       <w:r>
-        <w:t>sc</w:t>
+        <w:t>oersteds</w:t>
       </w:r>
       <w:proofErr w:type="spellEnd"/>
       <w:r>
-        <w:t>, dc, and rms do not have to be defined. Do not use abbreviations in the title or heads unless they are unavoidable.</w:t>
-      </w:r>
-    </w:p>
-    <w:p>
-      <w:pPr>
-        <w:pStyle w:val="Heading2"/>
-      </w:pPr>
-      <w:r>
-        <w:t>Units</w:t>
+        <w:t>. This often leads to confusion because equations do not balance dimensionally. If you must use mixed units, clearly state the units for each quantity that you use in an equation.</w:t>
       </w:r>
     </w:p>
     <w:p>
@@ -1016,37 +1323,6 @@
         <w:pStyle w:val="bulletlist"/>
       </w:pPr>
       <w:r>
-        <w:t xml:space="preserve">Use </w:t>
-      </w:r>
-      <w:r>
-        <w:t>either</w:t>
-      </w:r>
-      <w:r>
-        <w:t xml:space="preserve"> SI (MKS) or CGS as primary units. (SI units are encouraged.) English units may be used as secondary units (in parentheses). An exception would be the use of English units as identifiers in trade, such as “3.5-inch disk drive”.</w:t>
-      </w:r>
-    </w:p>
-    <w:p>
-      <w:pPr>
-        <w:pStyle w:val="bulletlist"/>
-      </w:pPr>
-      <w:r>
-        <w:t xml:space="preserve">Avoid combining SI and CGS units, such as current in amperes and magnetic field in </w:t>
-      </w:r>
-      <w:proofErr w:type="spellStart"/>
-      <w:r>
-        <w:t>oersteds</w:t>
-      </w:r>
-      <w:proofErr w:type="spellEnd"/>
-      <w:r>
-        <w:t>. This often leads to confusion because equations do not balance dimensionally. If you must use mixed units, clearly state the units for each quantity that you use in an equation.</w:t>
-      </w:r>
-    </w:p>
-    <w:p>
-      <w:pPr>
-        <w:pStyle w:val="bulletlist"/>
-      </w:pPr>
-      <w:r>
-        <w:lastRenderedPageBreak/>
         <w:t>Do not mix complete spellings and abbreviations of units: “Wb/m2” or “</w:t>
       </w:r>
       <w:proofErr w:type="spellStart"/>
@@ -1310,10 +1586,7 @@
         <w:pStyle w:val="bulletlist"/>
       </w:pPr>
       <w:r>
-        <w:t xml:space="preserve">Be aware of the different meanings of the homophones “affect” and “effect”, “complement” and </w:t>
-      </w:r>
-      <w:r>
-        <w:t>“compliment”, “discreet” and “discrete”, “principal” and “principle”.</w:t>
+        <w:t>Be aware of the different meanings of the homophones “affect” and “effect”, “complement” and “compliment”, “discreet” and “discrete”, “principal” and “principle”.</w:t>
       </w:r>
     </w:p>
     <w:p>
@@ -1519,6 +1792,7 @@
         <w:pStyle w:val="Heading4"/>
       </w:pPr>
       <w:r>
+        <w:lastRenderedPageBreak/>
         <w:t>Selection</w:t>
       </w:r>
       <w:r>
@@ -1625,11 +1899,7 @@
         <w:pStyle w:val="BodyText"/>
       </w:pPr>
       <w:r>
-        <w:t xml:space="preserve">Text heads organize the topics on a relational, hierarchical basis. For example, the paper title is the primary text head </w:t>
-      </w:r>
-      <w:r>
-        <w:lastRenderedPageBreak/>
-        <w:t>because all subsequent material relates and elaborates on this one topic. If there are two or more sub-topics, the next level head (uppercase Roman numerals) should be used and, conversely, if there are not at least two sub-topics, then no subheads should be introduced. Styles named “Heading 1”, “Heading 2”, “Heading 3”, and “Heading 4” are prescribed.</w:t>
+        <w:t>Text heads organize the topics on a relational, hierarchical basis. For example, the paper title is the primary text head because all subsequent material relates and elaborates on this one topic. If there are two or more sub-topics, the next level head (uppercase Roman numerals) should be used and, conversely, if there are not at least two sub-topics, then no subheads should be introduced. Styles named “Heading 1”, “Heading 2”, “Heading 3”, and “Heading 4” are prescribed.</w:t>
       </w:r>
     </w:p>
     <w:p>
@@ -2050,10 +2320,7 @@
         <w:pStyle w:val="BodyText"/>
       </w:pPr>
       <w:r>
-        <w:t xml:space="preserve">The template will number citations consecutively within brackets [1]. The sentence punctuation follows the bracket [2]. </w:t>
-      </w:r>
-      <w:r>
-        <w:t>Refer simply to the reference number, as in [3]—do not use “Ref. [3]” or “reference [3]” except at the beginning of a sentence: “Reference [3] was the first</w:t>
+        <w:t>The template will number citations consecutively within brackets [1]. The sentence punctuation follows the bracket [2]. Refer simply to the reference number, as in [3]—do not use “Ref. [3]” or “reference [3]” except at the beginning of a sentence: “Reference [3] was the first</w:t>
       </w:r>
       <w:r>
         <w:rPr>
@@ -2279,6 +2546,7 @@
         <w:rPr>
           <w:noProof/>
         </w:rPr>
+        <w:lastRenderedPageBreak/>
         <w:drawing>
           <wp:anchor distT="0" distB="0" distL="114300" distR="114300" simplePos="0" relativeHeight="251657728" behindDoc="1" locked="0" layoutInCell="1" allowOverlap="1">
             <wp:simplePos x="0" y="0"/>
@@ -3932,6 +4200,7 @@
     <w:lsdException w:name="Strong" w:qFormat="1"/>
     <w:lsdException w:name="Emphasis" w:qFormat="1"/>
     <w:lsdException w:name="HTML Keyboard" w:semiHidden="1" w:unhideWhenUsed="1"/>
+    <w:lsdException w:name="Normal Table" w:semiHidden="1" w:unhideWhenUsed="1"/>
     <w:lsdException w:name="annotation subject" w:semiHidden="1" w:unhideWhenUsed="1"/>
     <w:lsdException w:name="No List" w:semiHidden="1" w:unhideWhenUsed="1"/>
     <w:lsdException w:name="Outline List 1" w:semiHidden="1" w:unhideWhenUsed="1"/>
@@ -3974,8 +4243,11 @@
     <w:lsdException w:name="Table Contemporary" w:semiHidden="1" w:unhideWhenUsed="1"/>
     <w:lsdException w:name="Table Elegant" w:semiHidden="1" w:unhideWhenUsed="1"/>
     <w:lsdException w:name="Table Professional" w:semiHidden="1" w:unhideWhenUsed="1"/>
+    <w:lsdException w:name="Table Subtle 1" w:semiHidden="1" w:unhideWhenUsed="1"/>
     <w:lsdException w:name="Table Subtle 2" w:semiHidden="1" w:unhideWhenUsed="1"/>
     <w:lsdException w:name="Table Web 1" w:semiHidden="1" w:unhideWhenUsed="1"/>
+    <w:lsdException w:name="Table Web 2" w:semiHidden="1" w:unhideWhenUsed="1"/>
+    <w:lsdException w:name="Table Web 3" w:semiHidden="1" w:unhideWhenUsed="1"/>
     <w:lsdException w:name="Balloon Text" w:semiHidden="1" w:unhideWhenUsed="1"/>
     <w:lsdException w:name="Table Theme" w:semiHidden="1" w:unhideWhenUsed="1"/>
     <w:lsdException w:name="Placeholder Text" w:semiHidden="1" w:uiPriority="99"/>
@@ -4905,11 +5177,31 @@
 </file>
 
 <file path=customXml/item1.xml><?xml version="1.0" encoding="utf-8"?>
-<b:Sources xmlns:b="http://schemas.openxmlformats.org/officeDocument/2006/bibliography" xmlns="http://schemas.openxmlformats.org/officeDocument/2006/bibliography" SelectedStyle="\APA.XSL" StyleName="APA"/>
+<b:Sources xmlns:b="http://schemas.openxmlformats.org/officeDocument/2006/bibliography" xmlns="http://schemas.openxmlformats.org/officeDocument/2006/bibliography" SelectedStyle="/HarvardAnglia2008OfficeOnline.xsl" StyleName="Harvard - Anglia" Version="2008">
+  <b:Source>
+    <b:Tag>Arm21</b:Tag>
+    <b:SourceType>Report</b:SourceType>
+    <b:Guid>{EFC7BD6C-15AE-BB42-864B-4CBE070EEE21}</b:Guid>
+    <b:Title>Lakehouse: A New Generation of Open Platforms that Unify Data Warehousing and Advanced Analytics</b:Title>
+    <b:Year>2021</b:Year>
+    <b:Author>
+      <b:Author>
+        <b:NameList>
+          <b:Person>
+            <b:Last>Armbrust</b:Last>
+            <b:First>Michael</b:First>
+          </b:Person>
+        </b:NameList>
+      </b:Author>
+    </b:Author>
+    <b:Publisher>CIDR</b:Publisher>
+    <b:RefOrder>1</b:RefOrder>
+  </b:Source>
+</b:Sources>
 </file>
 
 <file path=customXml/itemProps1.xml><?xml version="1.0" encoding="utf-8"?>
-<ds:datastoreItem xmlns:ds="http://purl.oclc.org/ooxml/officeDocument/customXml" ds:itemID="{9E966C7F-158E-4883-86A6-4454069232BB}">
+<ds:datastoreItem xmlns:ds="http://purl.oclc.org/ooxml/officeDocument/customXml" ds:itemID="{31E66852-5AF4-5240-AA22-0E7BE15C8842}">
   <ds:schemaRefs>
     <ds:schemaRef ds:uri="http://schemas.openxmlformats.org/officeDocument/2006/bibliography"/>
   </ds:schemaRefs>

--- a/CA1_2026129.docx
+++ b/CA1_2026129.docx
@@ -986,88 +986,6 @@
       <w:r>
         <w:t>Literature Review and State of the Art</w:t>
       </w:r>
-      <w:sdt>
-        <w:sdtPr>
-          <w:id w:val="-1613352009"/>
-          <w:citation/>
-        </w:sdtPr>
-        <w:sdtContent>
-          <w:r>
-            <w:fldChar w:fldCharType="begin"/>
-          </w:r>
-          <w:r>
-            <w:rPr>
-              <w:lang w:val="en-IE"/>
-            </w:rPr>
-            <w:instrText xml:space="preserve"> CITATION Arm21 \l</w:instrText>
-          </w:r>
-          <w:r>
-            <w:rPr>
-              <w:lang w:val="en-IE"/>
-            </w:rPr>
-            <w:instrText xml:space="preserve"> en-IE </w:instrText>
-          </w:r>
-          <w:r>
-            <w:fldChar w:fldCharType="separate"/>
-          </w:r>
-          <w:r>
-            <w:rPr>
-              <w:lang w:val="en-IE"/>
-            </w:rPr>
-            <w:t xml:space="preserve"> </w:t>
-          </w:r>
-          <w:r>
-            <w:rPr>
-              <w:lang w:val="en-IE"/>
-            </w:rPr>
-            <w:t>(Armbrust, 2021)</w:t>
-          </w:r>
-          <w:r>
-            <w:fldChar w:fldCharType="end"/>
-          </w:r>
-        </w:sdtContent>
-      </w:sdt>
-      <w:sdt>
-        <w:sdtPr>
-          <w:id w:val="-1424567308"/>
-          <w:citation/>
-        </w:sdtPr>
-        <w:sdtContent>
-          <w:r>
-            <w:fldChar w:fldCharType="begin"/>
-          </w:r>
-          <w:r>
-            <w:rPr>
-              <w:lang w:val="en-IE"/>
-            </w:rPr>
-            <w:instrText xml:space="preserve"> CITATION Arm21 \l</w:instrText>
-          </w:r>
-          <w:r>
-            <w:rPr>
-              <w:lang w:val="en-IE"/>
-            </w:rPr>
-            <w:instrText xml:space="preserve"> en-IE </w:instrText>
-          </w:r>
-          <w:r>
-            <w:fldChar w:fldCharType="separate"/>
-          </w:r>
-          <w:r>
-            <w:rPr>
-              <w:lang w:val="en-IE"/>
-            </w:rPr>
-            <w:t xml:space="preserve"> </w:t>
-          </w:r>
-          <w:r>
-            <w:rPr>
-              <w:lang w:val="en-IE"/>
-            </w:rPr>
-            <w:t>(Armbrust, 2021)</w:t>
-          </w:r>
-          <w:r>
-            <w:fldChar w:fldCharType="end"/>
-          </w:r>
-        </w:sdtContent>
-      </w:sdt>
     </w:p>
     <w:p>
       <w:pPr>
@@ -1153,50 +1071,298 @@
     <w:p>
       <w:pPr>
         <w:pStyle w:val="BodyText"/>
-      </w:pPr>
-      <w:r>
-        <w:t xml:space="preserve">First, confirm that you have the correct template for your paper size. This template has been tailored for output on the </w:t>
-      </w:r>
-      <w:r>
+        <w:rPr>
+          <w:lang w:val="en-IE"/>
+        </w:rPr>
+      </w:pPr>
+      <w:r>
+        <w:rPr>
+          <w:lang w:val="en-IE"/>
+        </w:rPr>
+        <w:t xml:space="preserve">Three subsequent components share how a neural network can be embedded. Spark SQL added a </w:t>
+      </w:r>
+      <w:proofErr w:type="spellStart"/>
+      <w:r>
+        <w:rPr>
+          <w:lang w:val="en-IE"/>
+        </w:rPr>
+        <w:t>DataFrame</w:t>
+      </w:r>
+      <w:proofErr w:type="spellEnd"/>
+      <w:r>
+        <w:rPr>
+          <w:lang w:val="en-IE"/>
+        </w:rPr>
+        <w:t xml:space="preserve"> API that mixes relational and procedural code, with the Catalyst optimiser rewriting queries (</w:t>
+      </w:r>
+      <w:proofErr w:type="spellStart"/>
+      <w:r>
+        <w:rPr>
+          <w:highlight w:val="yellow"/>
+          <w:lang w:val="en-IE"/>
+        </w:rPr>
+        <w:t>Armbrust</w:t>
+      </w:r>
+      <w:proofErr w:type="spellEnd"/>
+      <w:r>
+        <w:rPr>
+          <w:lang w:val="en-IE"/>
+        </w:rPr>
+        <w:t xml:space="preserve"> et al., 2015). </w:t>
+      </w:r>
+      <w:r>
+        <w:rPr>
+          <w:lang w:val="en-IE"/>
+        </w:rPr>
+        <w:t xml:space="preserve">Structured Streaming provides a declarative API that automatically </w:t>
+      </w:r>
+      <w:proofErr w:type="spellStart"/>
+      <w:r>
+        <w:rPr>
+          <w:lang w:val="en-IE"/>
+        </w:rPr>
+        <w:t>incrementalises</w:t>
+      </w:r>
+      <w:proofErr w:type="spellEnd"/>
+      <w:r>
+        <w:rPr>
+          <w:lang w:val="en-IE"/>
+        </w:rPr>
+        <w:t xml:space="preserve"> a static relational query, so that the same code serves batch and streaming (</w:t>
+      </w:r>
+      <w:proofErr w:type="spellStart"/>
+      <w:r>
+        <w:rPr>
+          <w:lang w:val="en-IE"/>
+        </w:rPr>
+        <w:t>Armbrust</w:t>
+      </w:r>
+      <w:proofErr w:type="spellEnd"/>
+      <w:r>
+        <w:rPr>
+          <w:lang w:val="en-IE"/>
+        </w:rPr>
+        <w:t xml:space="preserve"> et al., 2018); its authors report throughput advantages over Apache </w:t>
+      </w:r>
+      <w:proofErr w:type="spellStart"/>
+      <w:r>
+        <w:rPr>
+          <w:lang w:val="en-IE"/>
+        </w:rPr>
+        <w:t>Flink</w:t>
+      </w:r>
+      <w:proofErr w:type="spellEnd"/>
+      <w:r>
+        <w:rPr>
+          <w:lang w:val="en-IE"/>
+        </w:rPr>
+        <w:t xml:space="preserve"> and Kafka Streams and production deployments processing more than 1 PB per month, although these are vendor-side measurements. </w:t>
+      </w:r>
+      <w:proofErr w:type="spellStart"/>
+      <w:r>
+        <w:rPr>
+          <w:lang w:val="en-IE"/>
+        </w:rPr>
+        <w:t>MLlib</w:t>
+      </w:r>
+      <w:proofErr w:type="spellEnd"/>
+      <w:r>
+        <w:rPr>
+          <w:lang w:val="en-IE"/>
+        </w:rPr>
+        <w:t xml:space="preserve"> supplies pipeline abstractions and distributed learners (</w:t>
+      </w:r>
+      <w:r>
+        <w:rPr>
+          <w:highlight w:val="yellow"/>
+          <w:lang w:val="en-IE"/>
+        </w:rPr>
+        <w:t>Meng</w:t>
+      </w:r>
+      <w:r>
+        <w:rPr>
+          <w:lang w:val="en-IE"/>
+        </w:rPr>
+        <w:t xml:space="preserve"> et al., 2016), and </w:t>
+      </w:r>
+      <w:proofErr w:type="spellStart"/>
+      <w:r>
+        <w:rPr>
+          <w:highlight w:val="yellow"/>
+          <w:lang w:val="en-IE"/>
+        </w:rPr>
+        <w:t>Verbraeken</w:t>
+      </w:r>
+      <w:proofErr w:type="spellEnd"/>
+      <w:r>
+        <w:rPr>
+          <w:lang w:val="en-IE"/>
+        </w:rPr>
+        <w:t xml:space="preserve"> et al. (2020) note in their survey that in inherits Spark’s scale-out and fault-tolerance behaviour. </w:t>
+      </w:r>
+      <w:proofErr w:type="spellStart"/>
+      <w:r>
+        <w:rPr>
+          <w:lang w:val="en-IE"/>
+        </w:rPr>
+        <w:t>MLlib’s</w:t>
+      </w:r>
+      <w:proofErr w:type="spellEnd"/>
+      <w:r>
+        <w:rPr>
+          <w:lang w:val="en-IE"/>
+        </w:rPr>
+        <w:t xml:space="preserve"> neural-network support is, however, limited to a feed-forward classifier, which frames the trade-offs explored later in this paper.</w:t>
+      </w:r>
+    </w:p>
+    <w:p>
+      <w:pPr>
+        <w:pStyle w:val="Heading2"/>
+      </w:pPr>
+      <w:r>
+        <w:t>Neural networks with and on Spark</w:t>
+      </w:r>
+    </w:p>
+    <w:p>
+      <w:pPr>
+        <w:pStyle w:val="BodyText"/>
+        <w:rPr>
+          <w:lang w:val="en-IE"/>
+        </w:rPr>
+      </w:pPr>
+      <w:r>
+        <w:rPr>
+          <w:lang w:val="en-IE"/>
+        </w:rPr>
+        <w:t xml:space="preserve">Two philosophies dominate the literature. The first executes training inside Spark’s own execution model. </w:t>
+      </w:r>
+      <w:proofErr w:type="spellStart"/>
+      <w:r>
+        <w:rPr>
+          <w:lang w:val="en-IE"/>
+        </w:rPr>
+        <w:t>SparkNet</w:t>
+      </w:r>
+      <w:proofErr w:type="spellEnd"/>
+      <w:r>
+        <w:rPr>
+          <w:lang w:val="en-IE"/>
+        </w:rPr>
+        <w:t xml:space="preserve"> embeds an existing deep-learning engine in Spark workers and periodically averages parameters (</w:t>
+      </w:r>
+      <w:r>
+        <w:rPr>
+          <w:highlight w:val="yellow"/>
+          <w:lang w:val="en-IE"/>
+        </w:rPr>
+        <w:t>Moritz</w:t>
+      </w:r>
+      <w:r>
+        <w:rPr>
+          <w:lang w:val="en-IE"/>
+        </w:rPr>
+        <w:t xml:space="preserve"> et al., 2015). </w:t>
+      </w:r>
+      <w:proofErr w:type="spellStart"/>
+      <w:r>
+        <w:rPr>
+          <w:lang w:val="en-IE"/>
+        </w:rPr>
+        <w:t>BigDL</w:t>
+      </w:r>
+      <w:proofErr w:type="spellEnd"/>
+      <w:r>
+        <w:rPr>
+          <w:lang w:val="en-IE"/>
+        </w:rPr>
+        <w:t xml:space="preserve"> goes further by implementing synchronous data-parallel training directly </w:t>
+      </w:r>
+      <w:r>
+        <w:rPr>
+          <w:lang w:val="en-IE"/>
+        </w:rPr>
+        <w:t xml:space="preserve">on Spark’s functional, coarse-grained compute model, so that deep learning runs on the Hadoop or Spark clusters where production data already sits </w:t>
+      </w:r>
+      <w:r>
+        <w:rPr>
+          <w:lang w:val="en-IE"/>
+        </w:rPr>
+        <w:lastRenderedPageBreak/>
+        <w:t>(</w:t>
+      </w:r>
+      <w:r>
+        <w:rPr>
+          <w:highlight w:val="yellow"/>
+          <w:lang w:val="en-IE"/>
+        </w:rPr>
+        <w:t>Dai</w:t>
+      </w:r>
+      <w:r>
+        <w:rPr>
+          <w:lang w:val="en-IE"/>
+        </w:rPr>
+        <w:t xml:space="preserve"> et al., 2019). Its authors are candid that the paper also shares production experience, which is useful practical evidence but not a controlled comparison. </w:t>
+      </w:r>
+    </w:p>
+    <w:p>
+      <w:pPr>
+        <w:pStyle w:val="BodyText"/>
+        <w:rPr>
+          <w:lang w:val="en-IE"/>
+        </w:rPr>
+      </w:pPr>
+      <w:r>
+        <w:rPr>
+          <w:lang w:val="en-IE"/>
+        </w:rPr>
+        <w:t xml:space="preserve"> </w:t>
+      </w:r>
+    </w:p>
+    <w:p>
+      <w:pPr>
+        <w:pStyle w:val="BodyText"/>
+      </w:pPr>
+    </w:p>
+    <w:p>
+      <w:pPr>
+        <w:pStyle w:val="BodyText"/>
+      </w:pPr>
+      <w:r>
+        <w:t>The template is used to format your paper and style the text. All margins, column widths, line spaces, and text fonts are prescribed; please do not alter them. You may note peculiarities. For example, the head margin in this template measures proportionately more than is customary. This measurement and others are deliberate, using specifications that anticipate your paper as one part of the entire proceedings, and not as an independent document. Please do not revise any of the current designations.</w:t>
+      </w:r>
+    </w:p>
+    <w:p>
+      <w:pPr>
+        <w:pStyle w:val="Heading1"/>
+      </w:pPr>
+      <w:r>
+        <w:t xml:space="preserve">Prepare Your Paper </w:t>
+      </w:r>
+      <w:r>
+        <w:t>Before</w:t>
+      </w:r>
+      <w:r>
+        <w:t xml:space="preserve"> Styling</w:t>
+      </w:r>
+    </w:p>
+    <w:p>
+      <w:pPr>
+        <w:pStyle w:val="BodyText"/>
         <w:rPr>
           <w:lang w:val="en-US"/>
         </w:rPr>
-        <w:t>A4</w:t>
-      </w:r>
-      <w:r>
-        <w:t xml:space="preserve"> paper size. If you are using </w:t>
+      </w:pPr>
+      <w:r>
+        <w:t>Before</w:t>
+      </w:r>
+      <w:r>
+        <w:t xml:space="preserve"> you begin to format your paper, first write and save the content as a separate text file. </w:t>
       </w:r>
       <w:r>
         <w:rPr>
           <w:lang w:val="en-US"/>
         </w:rPr>
-        <w:t>US letter</w:t>
-      </w:r>
-      <w:r>
-        <w:t>-sized paper, please close this</w:t>
-      </w:r>
-      <w:r>
-        <w:t xml:space="preserve"> file and download the </w:t>
-      </w:r>
-      <w:r>
-        <w:rPr>
-          <w:lang w:val="en-US"/>
-        </w:rPr>
-        <w:t xml:space="preserve">Microsoft Word, Letter </w:t>
-      </w:r>
-      <w:r>
-        <w:t>file</w:t>
-      </w:r>
-      <w:r>
-        <w:t>.</w:t>
-      </w:r>
-    </w:p>
-    <w:p>
-      <w:pPr>
-        <w:pStyle w:val="Heading2"/>
-      </w:pPr>
-      <w:r>
-        <w:t>Maintaining the Integrity of the Specifications</w:t>
+        <w:t>Complete all content and organizational editing before formatting. Please note sections A-D below for more information on proofreading, spelling and grammar.</w:t>
       </w:r>
     </w:p>
     <w:p>
@@ -1204,53 +1370,7 @@
         <w:pStyle w:val="BodyText"/>
       </w:pPr>
       <w:r>
-        <w:t>The template is used to format your paper and style the text. All margins, column widths, line spaces, and text fonts are prescribed; please do not alter them. You may note peculiarities. For example, the head margin in this template measures proportionately more than is customary. This measurement and others are deliberate, using specifications that anticipate your paper as one part of the entire proceedings, and not as an independent document. Please do not revise any of the current designations.</w:t>
-      </w:r>
-    </w:p>
-    <w:p>
-      <w:pPr>
-        <w:pStyle w:val="Heading1"/>
-      </w:pPr>
-      <w:r>
-        <w:t xml:space="preserve">Prepare Your Paper </w:t>
-      </w:r>
-      <w:r>
-        <w:t>Before</w:t>
-      </w:r>
-      <w:r>
-        <w:t xml:space="preserve"> Styling</w:t>
-      </w:r>
-    </w:p>
-    <w:p>
-      <w:pPr>
-        <w:pStyle w:val="BodyText"/>
-        <w:rPr>
-          <w:lang w:val="en-US"/>
-        </w:rPr>
-      </w:pPr>
-      <w:r>
-        <w:t>Before</w:t>
-      </w:r>
-      <w:r>
-        <w:t xml:space="preserve"> you begin to format your paper, first write and save the content as a separate text file. </w:t>
-      </w:r>
-      <w:r>
-        <w:rPr>
-          <w:lang w:val="en-US"/>
-        </w:rPr>
-        <w:t>Complete all content and organizational editing before formatting. Please note sections A-D below for more information on proofreading, spelling and grammar.</w:t>
-      </w:r>
-    </w:p>
-    <w:p>
-      <w:pPr>
-        <w:pStyle w:val="BodyText"/>
-      </w:pPr>
-      <w:r>
-        <w:t xml:space="preserve">Keep your text and graphic files separate until after the text has been formatted and styled. Do not use hard tabs, and limit use of hard returns to only one return at the end of a paragraph. </w:t>
-      </w:r>
-      <w:r>
-        <w:lastRenderedPageBreak/>
-        <w:t>Do not add any kind of pagination anywhere in the paper. Do not number text heads-the template will do that for you.</w:t>
+        <w:t>Keep your text and graphic files separate until after the text has been formatted and styled. Do not use hard tabs, and limit use of hard returns to only one return at the end of a paragraph. Do not add any kind of pagination anywhere in the paper. Do not number text heads-the template will do that for you.</w:t>
       </w:r>
     </w:p>
     <w:p>
@@ -1415,7 +1535,10 @@
         <w:pStyle w:val="BodyText"/>
       </w:pPr>
       <w:r>
-        <w:t>The equations are an exception to the prescribed specifications of this template. You will need to determine whether or not your equation should be typed using either the Times New Roman or the Symbol font (please no other font). To create multileveled equations, it may be necessary to treat the equation as a graphic and insert it into the text after your paper is styled.</w:t>
+        <w:t xml:space="preserve">The equations are an exception to the prescribed specifications of this template. You will need to determine whether or not your equation should be typed using either the Times New Roman or the Symbol font (please no other font). To create multileveled equations, it may be necessary to treat </w:t>
+      </w:r>
+      <w:r>
+        <w:t>the equation as a graphic and insert it into the text after your paper is styled.</w:t>
       </w:r>
     </w:p>
     <w:p>
@@ -1634,6 +1757,7 @@
         <w:pStyle w:val="Heading1"/>
       </w:pPr>
       <w:r>
+        <w:lastRenderedPageBreak/>
         <w:t xml:space="preserve">Using the </w:t>
       </w:r>
       <w:r>
@@ -1792,7 +1916,6 @@
         <w:pStyle w:val="Heading4"/>
       </w:pPr>
       <w:r>
-        <w:lastRenderedPageBreak/>
         <w:t>Selection</w:t>
       </w:r>
       <w:r>
@@ -1924,7 +2047,13 @@
         <w:rPr>
           <w:i w:val="0"/>
         </w:rPr>
-        <w:t>Place figures and tables at the top and bottom of columns. Avoid placing them in the middle of columns. Large figures and tables may span across both columns. Figure captions should be below the figures; table heads should appear above the tables. Insert figures and tables after they are cited in the text. Use the abbreviation “Fig. 1”, even at the beginning of a sentence.</w:t>
+        <w:t xml:space="preserve">Place figures and tables at the top and bottom of columns. Avoid placing them in the middle of columns. Large figures and tables may span across both columns. Figure captions should be below the figures; table heads should appear above the tables. Insert </w:t>
+      </w:r>
+      <w:r>
+        <w:rPr>
+          <w:i w:val="0"/>
+        </w:rPr>
+        <w:t>figures and tables after they are cited in the text. Use the abbreviation “Fig. 1”, even at the beginning of a sentence.</w:t>
       </w:r>
     </w:p>
     <w:p>
@@ -2445,6 +2574,7 @@
         <w:ind w:start="17.70pt" w:hanging="17.70pt"/>
       </w:pPr>
       <w:r>
+        <w:lastRenderedPageBreak/>
         <w:t>Y. Yorozu, M. Hirano, K. Oka, and Y. Tagawa, “Electron spectroscopy studies on magneto-optical media and plastic substrate interface,” IEEE Transl. J. Magn. Japan, vol. 2, pp. 740–741, August 1987 [Digests 9th Annual Conf. Magnetics Japan, p. 301, 1982].</w:t>
       </w:r>
     </w:p>
@@ -2546,7 +2676,6 @@
         <w:rPr>
           <w:noProof/>
         </w:rPr>
-        <w:lastRenderedPageBreak/>
         <w:drawing>
           <wp:anchor distT="0" distB="0" distL="114300" distR="114300" simplePos="0" relativeHeight="251657728" behindDoc="1" locked="0" layoutInCell="1" allowOverlap="1">
             <wp:simplePos x="0" y="0"/>
@@ -5201,7 +5330,7 @@
 </file>
 
 <file path=customXml/itemProps1.xml><?xml version="1.0" encoding="utf-8"?>
-<ds:datastoreItem xmlns:ds="http://purl.oclc.org/ooxml/officeDocument/customXml" ds:itemID="{31E66852-5AF4-5240-AA22-0E7BE15C8842}">
+<ds:datastoreItem xmlns:ds="http://purl.oclc.org/ooxml/officeDocument/customXml" ds:itemID="{DF1BE9F1-7CEA-7446-B3A9-B09A5E8F591B}">
   <ds:schemaRefs>
     <ds:schemaRef ds:uri="http://schemas.openxmlformats.org/officeDocument/2006/bibliography"/>
   </ds:schemaRefs>
